--- a/submission/PRODUCT_REQUIREMENTS_DOCUMENT.docx
+++ b/submission/PRODUCT_REQUIREMENTS_DOCUMENT.docx
@@ -181,7 +181,7 @@
               <w:rPr>
                 <w:sz w:val="19"/>
               </w:rPr>
-              <w:t>CSE226 Foundations of Vibe Coding</w:t>
+              <w:t>CSE226 Fundamentals of Vibe Coding</w:t>
             </w:r>
           </w:p>
         </w:tc>
